--- a/Modelos/ACT/ch_dentro.docx
+++ b/Modelos/ACT/ch_dentro.docx
@@ -94,6 +94,22 @@
         <w:spacing w:before="240" w:after="240"/>
         <w:jc w:val="center"/>
       </w:pPr>
+      <w:r>
+        <w:t xml:space="preserve">                                                                                       </w:t>
+      </w:r>
+      <w:bookmarkStart w:id="0" w:name="_GoBack"/>
+      <w:bookmarkEnd w:id="0"/>
+      <w:r>
+        <w:t xml:space="preserve">Santa Maria, {{ </w:t>
+      </w:r>
+      <w:proofErr w:type="spellStart"/>
+      <w:r>
+        <w:t>data_atual</w:t>
+      </w:r>
+      <w:proofErr w:type="spellEnd"/>
+      <w:r>
+        <w:t xml:space="preserve"> }}   </w:t>
+      </w:r>
     </w:p>
     <w:p>
       <w:pPr>
@@ -312,7 +328,7 @@
         <w:rPr>
           <w:bCs/>
         </w:rPr>
-        <w:t xml:space="preserve"> }}</w:t>
+        <w:t xml:space="preserve"> }} </w:t>
       </w:r>
     </w:p>
     <w:p>
@@ -333,24 +349,36 @@
         <w:rPr>
           <w:bCs/>
         </w:rPr>
-        <w:t xml:space="preserve"> {{ </w:t>
+        <w:t xml:space="preserve"> </w:t>
+      </w:r>
+      <w:proofErr w:type="gramStart"/>
+      <w:r>
+        <w:rPr>
+          <w:bCs/>
+        </w:rPr>
+        <w:t xml:space="preserve">{{ </w:t>
       </w:r>
       <w:proofErr w:type="spellStart"/>
       <w:r>
         <w:rPr>
           <w:bCs/>
         </w:rPr>
-        <w:t>n_projeto</w:t>
+        <w:t>n</w:t>
+      </w:r>
+      <w:proofErr w:type="gramEnd"/>
+      <w:r>
+        <w:rPr>
+          <w:bCs/>
+        </w:rPr>
+        <w:t>_projeto</w:t>
       </w:r>
       <w:proofErr w:type="spellEnd"/>
       <w:r>
         <w:rPr>
           <w:bCs/>
         </w:rPr>
-        <w:t xml:space="preserve"> }}</w:t>
-      </w:r>
-      <w:bookmarkStart w:id="0" w:name="_GoBack"/>
-      <w:bookmarkEnd w:id="0"/>
+        <w:t xml:space="preserve"> }} </w:t>
+      </w:r>
     </w:p>
     <w:p>
       <w:pPr>
@@ -410,7 +438,7 @@
         <w:rPr>
           <w:bCs/>
         </w:rPr>
-        <w:t xml:space="preserve"> }} h</w:t>
+        <w:t xml:space="preserve"> }} </w:t>
       </w:r>
     </w:p>
     <w:p/>
@@ -437,7 +465,7 @@
       </w:r>
       <w:proofErr w:type="gramEnd"/>
       <w:r>
-        <w:t xml:space="preserve"> }}</w:t>
+        <w:t xml:space="preserve"> }} </w:t>
       </w:r>
     </w:p>
     <w:p>
@@ -460,7 +488,7 @@
       <w:proofErr w:type="spellEnd"/>
       <w:proofErr w:type="gramEnd"/>
       <w:r>
-        <w:t xml:space="preserve"> }}</w:t>
+        <w:t xml:space="preserve"> }} </w:t>
       </w:r>
     </w:p>
     <w:p/>
@@ -542,7 +570,7 @@
           <w:sz w:val="20"/>
           <w:szCs w:val="20"/>
         </w:rPr>
-        <w:t xml:space="preserve"> }}</w:t>
+        <w:t xml:space="preserve"> }} </w:t>
       </w:r>
     </w:p>
     <w:p>
